--- a/testakten/robotikrecht-roboterflotte-vellbruck-muenchen/02_beteiligte_rollenmatrix.docx
+++ b/testakten/robotikrecht-roboterflotte-vellbruck-muenchen/02_beteiligte_rollenmatrix.docx
@@ -37,7 +37,7 @@
         <w:jc w:val="left"/>
       </w:pPr>
       <w:r>
-        <w:t>Dieses Aktenstück betrifft Hersteller/Integrator/Betreiber, Cloudanbieter und KI-Modelllieferant, Sensorlieferant OptiSense S.A.. Es ist nicht abschließend freigegeben. Die technische Seite spricht in Versionen, Tickets und Parametern; die rechtliche Seite muss daraus Rollen, Zweckbestimmung, Pflichtenkreis und Beweisrisiko bilden.</w:t>
+        <w:t>Diese Rollenmatrix ordnet jedem Beteiligten der Vellbruck-Produktlinie seine regulatorische Funktion zu. Sie ist Grundlage dafür, wer für Produktakte, Wartungsnachweise, Meldungen und Betroffeneninformation einzustehen hat.</w:t>
       </w:r>
     </w:p>
     <w:p>
@@ -56,13 +56,7 @@
         <w:pStyle w:val="ListBullet"/>
       </w:pPr>
       <w:r>
-        <w:rPr>
-          <w:b/>
-        </w:rPr>
-        <w:t>Hersteller/Integrator/Betreiber:</w:t>
-      </w:r>
-      <w:r>
-        <w:t xml:space="preserve"> Die Akte enthält hierzu widersprüchliche Hinweise. Für die rechtliche Bewertung muss geklärt werden, ob die Aussage aus Vertrag, Anleitung, Produktakte, Marketing, Logdaten oder nachträglicher Krisenkommunikation stammt.</w:t>
+        <w:t>Hersteller/Integrator/Betreiber: Vellbruck tritt je nach Vertrag als Herstellerin, Integratorin oder nur als Lieferantin auf; beim Münchner Logistikzentrum überschneiden sich Herstellerpflichten und vertragliche Servicepflichten.</w:t>
       </w:r>
     </w:p>
     <w:p>
@@ -70,13 +64,7 @@
         <w:pStyle w:val="ListBullet"/>
       </w:pPr>
       <w:r>
-        <w:rPr>
-          <w:b/>
-        </w:rPr>
-        <w:t>Cloudanbieter und KI-Modelllieferant:</w:t>
-      </w:r>
-      <w:r>
-        <w:t xml:space="preserve"> Die Akte enthält hierzu widersprüchliche Hinweise. Für die rechtliche Bewertung muss geklärt werden, ob die Aussage aus Vertrag, Anleitung, Produktakte, Marketing, Logdaten oder nachträglicher Krisenkommunikation stammt.</w:t>
+        <w:t>Cloudanbieter und KI-Modelllieferant: Die Flottensteuerung läuft über VellNet Control; das Objekterkennungsmodell stammt teilweise von einem externen Modelllieferanten, dessen Update-Zyklen Vellbruck nicht kontrolliert.</w:t>
       </w:r>
     </w:p>
     <w:p>
@@ -84,13 +72,7 @@
         <w:pStyle w:val="ListBullet"/>
       </w:pPr>
       <w:r>
-        <w:rPr>
-          <w:b/>
-        </w:rPr>
-        <w:t>Sensorlieferant OptiSense S.A.:</w:t>
-      </w:r>
-      <w:r>
-        <w:t xml:space="preserve"> Die Akte enthält hierzu widersprüchliche Hinweise. Für die rechtliche Bewertung muss geklärt werden, ob die Aussage aus Vertrag, Anleitung, Produktakte, Marketing, Logdaten oder nachträglicher Krisenkommunikation stammt.</w:t>
+        <w:t>Sensorlieferant OptiSense S.A.: Die Sicherheitssensorik der LumaMove-Einheiten stammt von OptiSense; die Kalibriervorgaben des Lieferanten und die tatsächliche Wartungspraxis von Schärlein Automation stimmen nach den Wartungsprotokollen nicht überein.</w:t>
       </w:r>
     </w:p>
     <w:p>
@@ -98,13 +80,7 @@
         <w:pStyle w:val="ListBullet"/>
       </w:pPr>
       <w:r>
-        <w:rPr>
-          <w:b/>
-        </w:rPr>
-        <w:t>Wartungspartner Schärlein Automation:</w:t>
-      </w:r>
-      <w:r>
-        <w:t xml:space="preserve"> Die Akte enthält hierzu widersprüchliche Hinweise. Für die rechtliche Bewertung muss geklärt werden, ob die Aussage aus Vertrag, Anleitung, Produktakte, Marketing, Logdaten oder nachträglicher Krisenkommunikation stammt.</w:t>
+        <w:t>Wartungspartner Schärlein Automation: Schärlein Automation führt die Vor-Ort-Wartung durch und hatte Remotezugriff; im Eventlog vom 27.05.2026 erscheinen Einträge des Kontos remote-admin, die bislang keinem Techniker zugeordnet sind.</w:t>
       </w:r>
     </w:p>
     <w:p>
@@ -112,13 +88,7 @@
         <w:pStyle w:val="ListBullet"/>
       </w:pPr>
       <w:r>
-        <w:rPr>
-          <w:b/>
-        </w:rPr>
-        <w:t>Versicherer und Behörden:</w:t>
-      </w:r>
-      <w:r>
-        <w:t xml:space="preserve"> Die Akte enthält hierzu widersprüchliche Hinweise. Für die rechtliche Bewertung muss geklärt werden, ob die Aussage aus Vertrag, Anleitung, Produktakte, Marketing, Logdaten oder nachträglicher Krisenkommunikation stammt.</w:t>
+        <w:t>Versicherer und Behörden: Der Versicherer Donau-Isar Industrieversicherung hat mit E-Mail vom 01.06.2026 einen Deckungsvorbehalt erklärt und verlangt Produktakte, Wartungsnachweise und Behördenkorrespondenz.</w:t>
       </w:r>
     </w:p>
     <w:p>
@@ -137,7 +107,7 @@
         <w:jc w:val="left"/>
       </w:pPr>
       <w:r>
-        <w:t>Die Unterlage ist bewusst nicht glatt: Vertrieb, Technik, Datenschutz, Qualitätssicherung und Geschäftsführung verwenden nicht immer dieselben Produktnamen. Gerade daraus entsteht das juristische Problem, weil Zweckbestimmung, tatsächliche Nutzung, Werbeaussage und Updatepraxis auseinanderlaufen.</w:t>
+        <w:t>Vellbruck Robotics ist zugleich Herstellerin der Werkbank C7 und der LumaMove-Flotte, Integratorin beim Kunden und Betreiberin der Plattform VellNet Control. Die Münchner Feinlogistik GmbH betreibt die LumaMove-Flotte in Halle 12 und hat nach eigener E-Mail vom 30.05.2026 Schutzfeldparameter über das Admin-Menü verändert.</w:t>
       </w:r>
     </w:p>
     <w:p>
@@ -145,23 +115,7 @@
         <w:jc w:val="left"/>
       </w:pPr>
       <w:r>
-        <w:t>Für die rechtliche Bewertung müssen die technischen Annahmen jeweils mit der Produktakte abgeglichen werden. Eine Risikobeurteilung, die nur den Laborzustand beschreibt, trägt den Pilotbetrieb im Lager oder im Pflegezimmer nicht automatisch.</w:t>
-      </w:r>
-    </w:p>
-    <w:p>
-      <w:pPr>
-        <w:jc w:val="left"/>
-      </w:pPr>
-      <w:r>
-        <w:t>Die Akte enthält mehrere Spuren, die sich gegenseitig widersprechen: Der Betreiber spricht von einem autonomen Flottensystem, die CE-Unterlage von einem assistierten Transportmittel, die Marketingfolien von lernender Umgebungserkennung und die Bedienungsanleitung von festen Sicherheitszonen.</w:t>
-      </w:r>
-    </w:p>
-    <w:p>
-      <w:pPr>
-        <w:jc w:val="left"/>
-      </w:pPr>
-      <w:r>
-        <w:t>Die Kanzlei soll keine finale technische Konformität bescheinigen, sondern entscheiden, welche Unterlagen fehlen, welche Sofortmaßnahmen nötig sind und welche Aussagen gegenüber Behörde, Kunden, Versicherer und Betroffenen vertretbar sind.</w:t>
+        <w:t>Externe Beteiligte sind der Sensorlieferant OptiSense S.A., der Wartungspartner Schärlein Automation, der Versicherer Donau-Isar Industrieversicherung sowie die Regierung von Oberbayern als Marktüberwachungsbehörde mit Unterlagenfrist zum 19.06.2026.</w:t>
       </w:r>
     </w:p>
     <w:p>
@@ -180,10 +134,7 @@
         <w:pStyle w:val="Heading3"/>
       </w:pPr>
       <w:r>
-        <w:rPr>
-          <w:rFonts w:ascii="Times New Roman" w:hAnsi="Times New Roman"/>
-        </w:rPr>
-        <w:t>Punkt 1</w:t>
+        <w:t>Hersteller/Integrator/Betreiber</w:t>
       </w:r>
     </w:p>
     <w:p>
@@ -191,7 +142,15 @@
         <w:jc w:val="left"/>
       </w:pPr>
       <w:r>
-        <w:t>Im Gespräch mit Leonie Rottkamp, Bertram Kiendl und Jasper Rodenwald wurde deutlich, dass die Produktlinie nicht mit einer einzigen rechtlichen Schublade erfasst werden kann. Die Vellbruck Robotics GmbH liefert Hardware, Steuerungssoftware, Cloudfunktionen, Wartung und gelegentlich eine kundenspezifische Parametrisierung. Beim Betreiber Münchner Feinlogistik GmbH wurden Schutzfelder verändert, ohne dass klar ist, ob dies vom Admin-Panel gedeckt oder nur technisch möglich war. Der Pflegepilot im St.-Ludgerus-Klinikum München-Sendling verschärft die Lage, weil dort Sensorik, vulnerable Personen und medizinische Nähe zusammentreffen.</w:t>
+        <w:t>Für jede Produktlinie ist tabellarisch festzuhalten, wer die Konformitätserklärung zeichnet, wer die Betriebsanleitung liefert und wer die Inbetriebnahme abnimmt; beim LumaMove-Projekt fehlt der Abnahmenachweis des Betreibers.</w:t>
+      </w:r>
+    </w:p>
+    <w:p>
+      <w:pPr>
+        <w:pStyle w:val="Heading3"/>
+      </w:pPr>
+      <w:r>
+        <w:t>Cloudanbieter und KI-Modelllieferant</w:t>
       </w:r>
     </w:p>
     <w:p>
@@ -199,7 +158,7 @@
         <w:jc w:val="left"/>
       </w:pPr>
       <w:r>
-        <w:t>Für die anwaltliche Bearbeitung sollte zu diesem Punkt eine Belegspur angelegt werden: Dokument, Version, Datum, Verfasser, technische Quelle, rechtliche Relevanz und offene Rückfrage. Besonders gefährlich sind Formulierungen wie „selbstlernend“, „voll autonom“, „MDR-ready“, „sicher ohne Schutzzaun“ oder „keine personenbezogenen Daten“, wenn die technische Dokumentation das nicht trägt.</w:t>
+        <w:t>Der Vertrag mit dem Modelllieferanten ist auf Zusicherungen zu Trainingsdaten, Versionierung und Meldewegen bei Fehlklassifikationen zu prüfen; die Version des am 27.05.2026 aktiven Modells ist zu dokumentieren.</w:t>
       </w:r>
     </w:p>
     <w:p>
@@ -207,10 +166,7 @@
         <w:pStyle w:val="Heading3"/>
       </w:pPr>
       <w:r>
-        <w:rPr>
-          <w:rFonts w:ascii="Times New Roman" w:hAnsi="Times New Roman"/>
-        </w:rPr>
-        <w:t>Punkt 2</w:t>
+        <w:t>Sensorlieferant OptiSense S.A.</w:t>
       </w:r>
     </w:p>
     <w:p>
@@ -218,7 +174,15 @@
         <w:jc w:val="left"/>
       </w:pPr>
       <w:r>
-        <w:t>Im Gespräch mit Leonie Rottkamp, Bertram Kiendl und Jasper Rodenwald wurde deutlich, dass die Produktlinie nicht mit einer einzigen rechtlichen Schublade erfasst werden kann. Die Vellbruck Robotics GmbH liefert Hardware, Steuerungssoftware, Cloudfunktionen, Wartung und gelegentlich eine kundenspezifische Parametrisierung. Beim Betreiber Münchner Feinlogistik GmbH wurden Schutzfelder verändert, ohne dass klar ist, ob dies vom Admin-Panel gedeckt oder nur technisch möglich war. Der Pflegepilot im St.-Ludgerus-Klinikum München-Sendling verschärft die Lage, weil dort Sensorik, vulnerable Personen und medizinische Nähe zusammentreffen.</w:t>
+        <w:t>Von OptiSense sind Konformitätsnachweise und Kalibrierzertifikate für die in LM-100 bis LM-108 verbauten Sensormodule anzufordern; Regressfragen behandelt Aktenstück 40.</w:t>
+      </w:r>
+    </w:p>
+    <w:p>
+      <w:pPr>
+        <w:pStyle w:val="Heading3"/>
+      </w:pPr>
+      <w:r>
+        <w:t>Wartungspartner Schärlein Automation</w:t>
       </w:r>
     </w:p>
     <w:p>
@@ -226,7 +190,7 @@
         <w:jc w:val="left"/>
       </w:pPr>
       <w:r>
-        <w:t>Für die anwaltliche Bearbeitung sollte zu diesem Punkt eine Belegspur angelegt werden: Dokument, Version, Datum, Verfasser, technische Quelle, rechtliche Relevanz und offene Rückfrage. Besonders gefährlich sind Formulierungen wie „selbstlernend“, „voll autonom“, „MDR-ready“, „sicher ohne Schutzzaun“ oder „keine personenbezogenen Daten“, wenn die technische Dokumentation das nicht trägt.</w:t>
+        <w:t>Schärlein ist um Benennung der am 27.05.2026 angemeldeten Techniker und um die Ticketliste zu bitten; ohne diese Zuordnung bleibt offen, wer die Schutzfeldreduzierung um 08:10 Uhr ausgelöst hat.</w:t>
       </w:r>
     </w:p>
     <w:p>
@@ -234,10 +198,7 @@
         <w:pStyle w:val="Heading3"/>
       </w:pPr>
       <w:r>
-        <w:rPr>
-          <w:rFonts w:ascii="Times New Roman" w:hAnsi="Times New Roman"/>
-        </w:rPr>
-        <w:t>Punkt 3</w:t>
+        <w:t>Versicherer und Behörden</w:t>
       </w:r>
     </w:p>
     <w:p>
@@ -245,123 +206,7 @@
         <w:jc w:val="left"/>
       </w:pPr>
       <w:r>
-        <w:t>Im Gespräch mit Leonie Rottkamp, Bertram Kiendl und Jasper Rodenwald wurde deutlich, dass die Produktlinie nicht mit einer einzigen rechtlichen Schublade erfasst werden kann. Die Vellbruck Robotics GmbH liefert Hardware, Steuerungssoftware, Cloudfunktionen, Wartung und gelegentlich eine kundenspezifische Parametrisierung. Beim Betreiber Münchner Feinlogistik GmbH wurden Schutzfelder verändert, ohne dass klar ist, ob dies vom Admin-Panel gedeckt oder nur technisch möglich war. Der Pflegepilot im St.-Ludgerus-Klinikum München-Sendling verschärft die Lage, weil dort Sensorik, vulnerable Personen und medizinische Nähe zusammentreffen.</w:t>
-      </w:r>
-    </w:p>
-    <w:p>
-      <w:pPr>
-        <w:jc w:val="left"/>
-      </w:pPr>
-      <w:r>
-        <w:t>Für die anwaltliche Bearbeitung sollte zu diesem Punkt eine Belegspur angelegt werden: Dokument, Version, Datum, Verfasser, technische Quelle, rechtliche Relevanz und offene Rückfrage. Besonders gefährlich sind Formulierungen wie „selbstlernend“, „voll autonom“, „MDR-ready“, „sicher ohne Schutzzaun“ oder „keine personenbezogenen Daten“, wenn die technische Dokumentation das nicht trägt.</w:t>
-      </w:r>
-    </w:p>
-    <w:p>
-      <w:pPr>
-        <w:pStyle w:val="Heading3"/>
-      </w:pPr>
-      <w:r>
-        <w:rPr>
-          <w:rFonts w:ascii="Times New Roman" w:hAnsi="Times New Roman"/>
-        </w:rPr>
-        <w:t>Punkt 4</w:t>
-      </w:r>
-    </w:p>
-    <w:p>
-      <w:pPr>
-        <w:jc w:val="left"/>
-      </w:pPr>
-      <w:r>
-        <w:t>Im Gespräch mit Leonie Rottkamp, Bertram Kiendl und Jasper Rodenwald wurde deutlich, dass die Produktlinie nicht mit einer einzigen rechtlichen Schublade erfasst werden kann. Die Vellbruck Robotics GmbH liefert Hardware, Steuerungssoftware, Cloudfunktionen, Wartung und gelegentlich eine kundenspezifische Parametrisierung. Beim Betreiber Münchner Feinlogistik GmbH wurden Schutzfelder verändert, ohne dass klar ist, ob dies vom Admin-Panel gedeckt oder nur technisch möglich war. Der Pflegepilot im St.-Ludgerus-Klinikum München-Sendling verschärft die Lage, weil dort Sensorik, vulnerable Personen und medizinische Nähe zusammentreffen.</w:t>
-      </w:r>
-    </w:p>
-    <w:p>
-      <w:pPr>
-        <w:jc w:val="left"/>
-      </w:pPr>
-      <w:r>
-        <w:t>Für die anwaltliche Bearbeitung sollte zu diesem Punkt eine Belegspur angelegt werden: Dokument, Version, Datum, Verfasser, technische Quelle, rechtliche Relevanz und offene Rückfrage. Besonders gefährlich sind Formulierungen wie „selbstlernend“, „voll autonom“, „MDR-ready“, „sicher ohne Schutzzaun“ oder „keine personenbezogenen Daten“, wenn die technische Dokumentation das nicht trägt.</w:t>
-      </w:r>
-    </w:p>
-    <w:p>
-      <w:pPr>
-        <w:pStyle w:val="Heading3"/>
-      </w:pPr>
-      <w:r>
-        <w:rPr>
-          <w:rFonts w:ascii="Times New Roman" w:hAnsi="Times New Roman"/>
-        </w:rPr>
-        <w:t>Punkt 5</w:t>
-      </w:r>
-    </w:p>
-    <w:p>
-      <w:pPr>
-        <w:jc w:val="left"/>
-      </w:pPr>
-      <w:r>
-        <w:t>Im Gespräch mit Leonie Rottkamp, Bertram Kiendl und Jasper Rodenwald wurde deutlich, dass die Produktlinie nicht mit einer einzigen rechtlichen Schublade erfasst werden kann. Die Vellbruck Robotics GmbH liefert Hardware, Steuerungssoftware, Cloudfunktionen, Wartung und gelegentlich eine kundenspezifische Parametrisierung. Beim Betreiber Münchner Feinlogistik GmbH wurden Schutzfelder verändert, ohne dass klar ist, ob dies vom Admin-Panel gedeckt oder nur technisch möglich war. Der Pflegepilot im St.-Ludgerus-Klinikum München-Sendling verschärft die Lage, weil dort Sensorik, vulnerable Personen und medizinische Nähe zusammentreffen.</w:t>
-      </w:r>
-    </w:p>
-    <w:p>
-      <w:pPr>
-        <w:jc w:val="left"/>
-      </w:pPr>
-      <w:r>
-        <w:t>Für die anwaltliche Bearbeitung sollte zu diesem Punkt eine Belegspur angelegt werden: Dokument, Version, Datum, Verfasser, technische Quelle, rechtliche Relevanz und offene Rückfrage. Besonders gefährlich sind Formulierungen wie „selbstlernend“, „voll autonom“, „MDR-ready“, „sicher ohne Schutzzaun“ oder „keine personenbezogenen Daten“, wenn die technische Dokumentation das nicht trägt.</w:t>
-      </w:r>
-    </w:p>
-    <w:p>
-      <w:pPr>
-        <w:pStyle w:val="Heading3"/>
-      </w:pPr>
-      <w:r>
-        <w:rPr>
-          <w:rFonts w:ascii="Times New Roman" w:hAnsi="Times New Roman"/>
-        </w:rPr>
-        <w:t>Punkt 6</w:t>
-      </w:r>
-    </w:p>
-    <w:p>
-      <w:pPr>
-        <w:jc w:val="left"/>
-      </w:pPr>
-      <w:r>
-        <w:t>Im Gespräch mit Leonie Rottkamp, Bertram Kiendl und Jasper Rodenwald wurde deutlich, dass die Produktlinie nicht mit einer einzigen rechtlichen Schublade erfasst werden kann. Die Vellbruck Robotics GmbH liefert Hardware, Steuerungssoftware, Cloudfunktionen, Wartung und gelegentlich eine kundenspezifische Parametrisierung. Beim Betreiber Münchner Feinlogistik GmbH wurden Schutzfelder verändert, ohne dass klar ist, ob dies vom Admin-Panel gedeckt oder nur technisch möglich war. Der Pflegepilot im St.-Ludgerus-Klinikum München-Sendling verschärft die Lage, weil dort Sensorik, vulnerable Personen und medizinische Nähe zusammentreffen.</w:t>
-      </w:r>
-    </w:p>
-    <w:p>
-      <w:pPr>
-        <w:jc w:val="left"/>
-      </w:pPr>
-      <w:r>
-        <w:t>Für die anwaltliche Bearbeitung sollte zu diesem Punkt eine Belegspur angelegt werden: Dokument, Version, Datum, Verfasser, technische Quelle, rechtliche Relevanz und offene Rückfrage. Besonders gefährlich sind Formulierungen wie „selbstlernend“, „voll autonom“, „MDR-ready“, „sicher ohne Schutzzaun“ oder „keine personenbezogenen Daten“, wenn die technische Dokumentation das nicht trägt.</w:t>
-      </w:r>
-    </w:p>
-    <w:p>
-      <w:pPr>
-        <w:pStyle w:val="Heading3"/>
-      </w:pPr>
-      <w:r>
-        <w:rPr>
-          <w:rFonts w:ascii="Times New Roman" w:hAnsi="Times New Roman"/>
-        </w:rPr>
-        <w:t>Punkt 7</w:t>
-      </w:r>
-    </w:p>
-    <w:p>
-      <w:pPr>
-        <w:jc w:val="left"/>
-      </w:pPr>
-      <w:r>
-        <w:t>Im Gespräch mit Leonie Rottkamp, Bertram Kiendl und Jasper Rodenwald wurde deutlich, dass die Produktlinie nicht mit einer einzigen rechtlichen Schublade erfasst werden kann. Die Vellbruck Robotics GmbH liefert Hardware, Steuerungssoftware, Cloudfunktionen, Wartung und gelegentlich eine kundenspezifische Parametrisierung. Beim Betreiber Münchner Feinlogistik GmbH wurden Schutzfelder verändert, ohne dass klar ist, ob dies vom Admin-Panel gedeckt oder nur technisch möglich war. Der Pflegepilot im St.-Ludgerus-Klinikum München-Sendling verschärft die Lage, weil dort Sensorik, vulnerable Personen und medizinische Nähe zusammentreffen.</w:t>
-      </w:r>
-    </w:p>
-    <w:p>
-      <w:pPr>
-        <w:jc w:val="left"/>
-      </w:pPr>
-      <w:r>
-        <w:t>Für die anwaltliche Bearbeitung sollte zu diesem Punkt eine Belegspur angelegt werden: Dokument, Version, Datum, Verfasser, technische Quelle, rechtliche Relevanz und offene Rückfrage. Besonders gefährlich sind Formulierungen wie „selbstlernend“, „voll autonom“, „MDR-ready“, „sicher ohne Schutzzaun“ oder „keine personenbezogenen Daten“, wenn die technische Dokumentation das nicht trägt.</w:t>
+        <w:t>Alle Auskünfte an Versicherer und Marktüberwachung sind über die Kanzlei zu koordinieren, damit keine widersprüchlichen Sachverhaltsdarstellungen entstehen; Freigaberegel siehe Aktenstück 11.</w:t>
       </w:r>
     </w:p>
     <w:p>
@@ -380,7 +225,7 @@
         <w:pStyle w:val="ListBullet"/>
       </w:pPr>
       <w:r>
-        <w:t>Welche Firmware war am Unfalltag tatsächlich aktiv?</w:t>
+        <w:t>Wer hat im Betreibervertrag die Integrationsverantwortung für Halle 12 übernommen?</w:t>
       </w:r>
     </w:p>
     <w:p>
@@ -388,7 +233,7 @@
         <w:pStyle w:val="ListBullet"/>
       </w:pPr>
       <w:r>
-        <w:t>Welche Zweckbestimmung steht in der final ausgelieferten Anleitung?</w:t>
+        <w:t>Welche Techniker standen am 27.05.2026 hinter dem Konto remote-admin?</w:t>
       </w:r>
     </w:p>
     <w:p>
@@ -396,23 +241,7 @@
         <w:pStyle w:val="ListBullet"/>
       </w:pPr>
       <w:r>
-        <w:t>Welche Schutzfeldänderungen waren technisch möglich und vertraglich erlaubt?</w:t>
-      </w:r>
-    </w:p>
-    <w:p>
-      <w:pPr>
-        <w:pStyle w:val="ListBullet"/>
-      </w:pPr>
-      <w:r>
-        <w:t>Welche personenbezogenen Daten werden lokal, in der Cloud und in Supporttickets verarbeitet?</w:t>
-      </w:r>
-    </w:p>
-    <w:p>
-      <w:pPr>
-        <w:pStyle w:val="ListBullet"/>
-      </w:pPr>
-      <w:r>
-        <w:t>Welche Aussagen wurden gegenüber Kunden, Behörde und Versicherer bereits gemacht?</w:t>
+        <w:t>Welche Zusicherungen gibt der KI-Modelllieferant zur Versionierung?</w:t>
       </w:r>
     </w:p>
     <w:sectPr>
